--- a/por/docx/43.content.docx
+++ b/por/docx/43.content.docx
@@ -28,22 +28,6 @@
       </w:r>
     </w:p>
     <w:p>
-      <w:pPr>
-        <w:pStyle w:val="Heading2"/>
-      </w:pPr>
-      <w:r>
-        <w:rPr>
-          <w:lang w:val="pt_PT" w:bidi="pt_PT"/>
-        </w:rPr>
-        <w:t>License Information</w:t>
-      </w:r>
-      <w:r>
-        <w:rPr>
-          <w:lang w:val="pt_PT" w:bidi="pt_PT"/>
-        </w:rPr>
-      </w:r>
-    </w:p>
-    <w:p>
       <w:pPr/>
       <w:r>
         <w:rPr>
@@ -55,86 +39,25 @@
           <w:b/>
           <w:lang w:val="pt_PT" w:bidi="pt_PT"/>
         </w:rPr>
-        <w:t>Notas de Estudo (Biblica)</w:t>
-      </w:r>
-      <w:r>
-        <w:rPr>
-          <w:lang w:val="pt_PT" w:bidi="pt_PT"/>
-        </w:rPr>
-        <w:t xml:space="preserve"> (Portuguese) is based on</w:t>
-      </w:r>
-      <w:r>
-        <w:rPr>
-          <w:lang w:val="pt_PT" w:bidi="pt_PT"/>
-        </w:rPr>
-        <w:t xml:space="preserve">: </w:t>
-      </w:r>
-      <w:r>
-        <w:rPr>
-          <w:lang w:val="pt_PT" w:bidi="pt_PT"/>
-        </w:rPr>
         <w:t>Biblica Study Notes</w:t>
       </w:r>
       <w:r>
         <w:rPr>
           <w:lang w:val="pt_PT" w:bidi="pt_PT"/>
         </w:rPr>
-        <w:t xml:space="preserve">, </w:t>
-      </w:r>
-      <w:hyperlink r:id="rId13">
-        <w:r>
-          <w:rPr>
-            <w:lang w:val="pt_PT" w:bidi="pt_PT"/>
-          </w:rPr>
-          <w:rPr>
-            <w:color w:val="0000EE"/>
-            <w:u w:val="single"/>
-          </w:rPr>
-          <w:t>Biblica Inc.</w:t>
-        </w:r>
-      </w:hyperlink>
-      <w:r>
-        <w:rPr>
-          <w:lang w:val="pt_PT" w:bidi="pt_PT"/>
-        </w:rPr>
-        <w:t xml:space="preserve">, 2023, which is licensed under a </w:t>
-      </w:r>
-      <w:hyperlink r:id="rId14">
-        <w:r>
-          <w:rPr>
-            <w:lang w:val="pt_PT" w:bidi="pt_PT"/>
-          </w:rPr>
-          <w:rPr>
-            <w:color w:val="0000EE"/>
-            <w:u w:val="single"/>
-          </w:rPr>
-          <w:t>CC BY-SA 4.0 license</w:t>
-        </w:r>
-      </w:hyperlink>
-      <w:r>
-        <w:rPr>
-          <w:lang w:val="pt_PT" w:bidi="pt_PT"/>
-        </w:rPr>
-        <w:t>.</w:t>
-      </w:r>
-      <w:r>
-        <w:rPr>
-          <w:lang w:val="pt_PT" w:bidi="pt_PT"/>
-        </w:rPr>
-      </w:r>
-    </w:p>
-    <w:p>
-      <w:pPr/>
-      <w:r>
-        <w:rPr>
-          <w:lang w:val="pt_PT" w:bidi="pt_PT"/>
-        </w:rPr>
-      </w:r>
-      <w:r>
-        <w:rPr>
-          <w:lang w:val="pt_PT" w:bidi="pt_PT"/>
-        </w:rPr>
-        <w:t>This PDF version is provided under the same license.</w:t>
+        <w:t xml:space="preserve"> © 2023 Biblica Inc. Released under CC BY-SA 4.0 license. </w:t>
+      </w:r>
+      <w:r>
+        <w:rPr>
+          <w:lang w:val="pt_PT" w:bidi="pt_PT"/>
+        </w:rPr>
+        <w:t>Biblica Study Notes</w:t>
+      </w:r>
+      <w:r>
+        <w:rPr>
+          <w:lang w:val="pt_PT" w:bidi="pt_PT"/>
+        </w:rPr>
+        <w:t xml:space="preserve"> has been adapted in the following languages: Tok Pisin, Arabic (عربي), French (Français), Hindi (हिंदी), Indonesian (Bahasa Indonesia), Portuguese (Português), Russian (Русский), Spanish (Español), Swahili (Kiswahili), and Simplified Chinese (简体中文)from Biblica Study Notes © 2023 Biblica Inc. Released under CC BY-SA 4.0 license by Mission Mutual</w:t>
       </w:r>
       <w:r>
         <w:rPr>

--- a/por/docx/43.content.docx
+++ b/por/docx/43.content.docx
@@ -116,26 +116,6 @@
           <w:lang w:val="pt_PT" w:bidi="pt_PT"/>
         </w:rPr>
         <w:t>JHN</w:t>
-      </w:r>
-      <w:r>
-        <w:rPr>
-          <w:lang w:val="pt_PT" w:bidi="pt_PT"/>
-        </w:rPr>
-      </w:r>
-    </w:p>
-    <w:p>
-      <w:pPr/>
-      <w:r>
-        <w:rPr>
-          <w:lang w:val="pt_PT" w:bidi="pt_PT"/>
-        </w:rPr>
-      </w:r>
-      <w:r>
-        <w:rPr>
-          <w:i/>
-          <w:lang w:val="pt_PT" w:bidi="pt_PT"/>
-        </w:rPr>
-        <w:t>João 1.1–18, João 1.19–34, João 1.35–51, João 2.1–12, João 2.13–25, João 3.1–21, João 3.22–36, João 4.1–26, João 4.27–42, João 4.43–54, João 5.1–15, João 5.16–30, João 5.31–47, João 6.1–21, João 6.22–59, João 6.60–71, João 7.1–36, João 7.37–53, João 8.1–11, João 8.12–30, João 8.31–59, João 9.1–12, João 9.13–34, João 9.35–10.21, João 10.22–42, João 11.1–16, João 11.17–45, João 11.46–57, João 12.1–11, João 12.12–36, João 12.37–50, João 13.1–17, João 13.18–38, João 14.1–21, João 14.22–31, João 15.1–27, João 16.1–15, João 16.16–33, João 17.1–26, João 18.1–11, João 18.12–27, João 18.28–40, João 19.1–16, João 19.17–37, João 19.38–42, João 20.1–18, João 20.19–31, João 21.1–14, João 21.15–25</w:t>
       </w:r>
       <w:r>
         <w:rPr>

--- a/por/docx/43.content.docx
+++ b/por/docx/43.content.docx
@@ -19,7 +19,7 @@
         <w:rPr>
           <w:lang w:val="pt_PT" w:bidi="pt_PT"/>
         </w:rPr>
-        <w:t>Resource: Notas de Estudo (Biblica)</w:t>
+        <w:t>Resource: Biblica Study Notes</w:t>
       </w:r>
       <w:r>
         <w:rPr>
@@ -78,7 +78,7 @@
         <w:rPr>
           <w:lang w:val="pt_PT" w:bidi="pt_PT"/>
         </w:rPr>
-        <w:t>Notas de Estudo (Biblica)</w:t>
+        <w:t>Biblica Study Notes</w:t>
       </w:r>
     </w:p>
     <w:p>
